--- a/lessons/2-3/downloads/reveal/2.6-session-1-hw.docx
+++ b/lessons/2-3/downloads/reveal/2.6-session-1-hw.docx
@@ -166,7 +166,7 @@
           <w:sz w:val="19"/>
           <w:u w:val="none"/>
         </w:rPr>
-        <w:t>Lesson 2-6  ·  Session 1</w:t>
+        <w:t>Lesson 2-3  ·  Session 1</w:t>
       </w:r>
     </w:p>
     <w:p>
@@ -4287,7 +4287,7 @@
               <w:sz w:val="15"/>
               <w:u w:val="none"/>
             </w:rPr>
-            <w:t>Lesson 2-6  ·  Session 1  ·  Homework</w:t>
+            <w:t>Lesson 2-3  ·  Session 1  ·  Homework</w:t>
           </w:r>
         </w:p>
       </w:tc>
